--- a/book/experimenten/media/planck-simple/handleiding-1A4-NLenUK.docx
+++ b/book/experimenten/media/planck-simple/handleiding-1A4-NLenUK.docx
@@ -16,6 +16,7 @@
         <w:rPr>
           <w:rFonts w:ascii="Arial" w:hAnsi="Arial" w:cs="Arial"/>
           <w:b/>
+          <w:noProof/>
           <w:color w:val="215E99" w:themeColor="text2" w:themeTint="BF"/>
           <w:sz w:val="40"/>
           <w:szCs w:val="40"/>
@@ -411,13 +412,12 @@
       <w:r>
         <w:rPr>
           <w:rFonts w:ascii="Arial" w:hAnsi="Arial" w:cs="Arial"/>
-          <w:noProof/>
         </w:rPr>
         <w:drawing>
-          <wp:inline distT="0" distB="0" distL="0" distR="0" wp14:anchorId="7044EC02" wp14:editId="328D9455">
-            <wp:extent cx="5724525" cy="2438400"/>
-            <wp:effectExtent l="0" t="0" r="0" b="0"/>
-            <wp:docPr id="909572346" name="drawing"/>
+          <wp:inline distT="0" distB="0" distL="0" distR="0" wp14:anchorId="68CEAFE1" wp14:editId="7C2127D4">
+            <wp:extent cx="6196330" cy="2742939"/>
+            <wp:effectExtent l="0" t="0" r="0" b="635"/>
+            <wp:docPr id="1902916760" name="Afbeelding 1"/>
             <wp:cNvGraphicFramePr>
               <a:graphicFrameLocks xmlns:a="http://schemas.openxmlformats.org/drawingml/2006/main" noChangeAspect="1"/>
             </wp:cNvGraphicFramePr>
@@ -425,17 +425,11 @@
               <a:graphicData uri="http://schemas.openxmlformats.org/drawingml/2006/picture">
                 <pic:pic xmlns:pic="http://schemas.openxmlformats.org/drawingml/2006/picture">
                   <pic:nvPicPr>
-                    <pic:cNvPr id="909572346" name=""/>
+                    <pic:cNvPr id="1902916760" name=""/>
                     <pic:cNvPicPr/>
                   </pic:nvPicPr>
                   <pic:blipFill>
-                    <a:blip r:embed="rId9">
-                      <a:extLst>
-                        <a:ext uri="{28A0092B-C50C-407E-A947-70E740481C1C}">
-                          <a14:useLocalDpi xmlns:a14="http://schemas.microsoft.com/office/drawing/2010/main" val="0"/>
-                        </a:ext>
-                      </a:extLst>
-                    </a:blip>
+                    <a:blip r:embed="rId9"/>
                     <a:stretch>
                       <a:fillRect/>
                     </a:stretch>
@@ -443,7 +437,7 @@
                   <pic:spPr>
                     <a:xfrm>
                       <a:off x="0" y="0"/>
-                      <a:ext cx="5724525" cy="2438400"/>
+                      <a:ext cx="6203729" cy="2746214"/>
                     </a:xfrm>
                     <a:prstGeom prst="rect">
                       <a:avLst/>
@@ -829,28 +823,21 @@
           <w:rFonts w:ascii="Arial" w:hAnsi="Arial" w:cs="Arial"/>
         </w:rPr>
       </w:pPr>
-    </w:p>
-    <w:p>
-      <w:pPr>
-        <w:pStyle w:val="Lijstalinea"/>
-        <w:rPr>
-          <w:rFonts w:ascii="Arial" w:hAnsi="Arial" w:cs="Arial"/>
-        </w:rPr>
-      </w:pPr>
-      <w:r>
-        <w:rPr>
-          <w:rFonts w:ascii="Arial" w:hAnsi="Arial" w:cs="Arial"/>
+      <w:r>
+        <w:rPr>
+          <w:rFonts w:ascii="Arial" w:hAnsi="Arial" w:cs="Arial"/>
+          <w:noProof/>
         </w:rPr>
         <w:drawing>
-          <wp:anchor distT="0" distB="0" distL="114300" distR="114300" simplePos="0" relativeHeight="251677184" behindDoc="0" locked="0" layoutInCell="1" allowOverlap="1" wp14:anchorId="522CB5AA" wp14:editId="636C739E">
+          <wp:anchor distT="0" distB="0" distL="114300" distR="114300" simplePos="0" relativeHeight="251677184" behindDoc="0" locked="0" layoutInCell="1" allowOverlap="1" wp14:anchorId="522CB5AA" wp14:editId="59BE40DB">
             <wp:simplePos x="0" y="0"/>
             <wp:positionH relativeFrom="margin">
-              <wp:align>left</wp:align>
+              <wp:posOffset>0</wp:posOffset>
             </wp:positionH>
-            <wp:positionV relativeFrom="paragraph">
-              <wp:posOffset>173869</wp:posOffset>
+            <wp:positionV relativeFrom="page">
+              <wp:posOffset>9705975</wp:posOffset>
             </wp:positionV>
-            <wp:extent cx="1347169" cy="507950"/>
+            <wp:extent cx="1346835" cy="507365"/>
             <wp:effectExtent l="0" t="0" r="5715" b="6985"/>
             <wp:wrapThrough wrapText="bothSides">
               <wp:wrapPolygon edited="0">
@@ -900,7 +887,7 @@
                   <pic:spPr>
                     <a:xfrm>
                       <a:off x="0" y="0"/>
-                      <a:ext cx="1347169" cy="507950"/>
+                      <a:ext cx="1346835" cy="507365"/>
                     </a:xfrm>
                     <a:prstGeom prst="rect">
                       <a:avLst/>
@@ -2582,6 +2569,7 @@
       <w:r>
         <w:rPr>
           <w:rFonts w:ascii="Arial" w:hAnsi="Arial" w:cs="Arial"/>
+          <w:noProof/>
           <w:color w:val="215E99" w:themeColor="text2" w:themeTint="BF"/>
           <w:sz w:val="40"/>
           <w:szCs w:val="40"/>
@@ -2797,14 +2785,228 @@
       </w:pPr>
       <w:r>
         <w:rPr>
-          <w:rFonts w:ascii="Arial" w:hAnsi="Arial" w:cs="Arial"/>
           <w:noProof/>
+          <w:lang w:val="en-US"/>
+        </w:rPr>
+        <mc:AlternateContent>
+          <mc:Choice Requires="wps">
+            <w:drawing>
+              <wp:anchor distT="0" distB="0" distL="114300" distR="114300" simplePos="0" relativeHeight="251691520" behindDoc="0" locked="0" layoutInCell="1" allowOverlap="1" wp14:anchorId="50E58EC1" wp14:editId="7EF54E61">
+                <wp:simplePos x="0" y="0"/>
+                <wp:positionH relativeFrom="column">
+                  <wp:posOffset>4213860</wp:posOffset>
+                </wp:positionH>
+                <wp:positionV relativeFrom="paragraph">
+                  <wp:posOffset>1179830</wp:posOffset>
+                </wp:positionV>
+                <wp:extent cx="1005840" cy="274320"/>
+                <wp:effectExtent l="0" t="0" r="22860" b="11430"/>
+                <wp:wrapNone/>
+                <wp:docPr id="213384548" name="Tekstvak 4"/>
+                <wp:cNvGraphicFramePr/>
+                <a:graphic xmlns:a="http://schemas.openxmlformats.org/drawingml/2006/main">
+                  <a:graphicData uri="http://schemas.microsoft.com/office/word/2010/wordprocessingShape">
+                    <wps:wsp>
+                      <wps:cNvSpPr txBox="1"/>
+                      <wps:spPr>
+                        <a:xfrm>
+                          <a:off x="0" y="0"/>
+                          <a:ext cx="1005840" cy="274320"/>
+                        </a:xfrm>
+                        <a:prstGeom prst="rect">
+                          <a:avLst/>
+                        </a:prstGeom>
+                        <a:solidFill>
+                          <a:schemeClr val="lt1"/>
+                        </a:solidFill>
+                        <a:ln w="6350">
+                          <a:solidFill>
+                            <a:prstClr val="black"/>
+                          </a:solidFill>
+                        </a:ln>
+                      </wps:spPr>
+                      <wps:txbx>
+                        <w:txbxContent>
+                          <w:p>
+                            <w:r>
+                              <w:t xml:space="preserve">long leg </w:t>
+                            </w:r>
+                          </w:p>
+                        </w:txbxContent>
+                      </wps:txbx>
+                      <wps:bodyPr rot="0" spcFirstLastPara="0" vertOverflow="overflow" horzOverflow="overflow" vert="horz" wrap="square" lIns="91440" tIns="45720" rIns="91440" bIns="45720" numCol="1" spcCol="0" rtlCol="0" fromWordArt="0" anchor="t" anchorCtr="0" forceAA="0" compatLnSpc="1">
+                        <a:prstTxWarp prst="textNoShape">
+                          <a:avLst/>
+                        </a:prstTxWarp>
+                        <a:noAutofit/>
+                      </wps:bodyPr>
+                    </wps:wsp>
+                  </a:graphicData>
+                </a:graphic>
+                <wp14:sizeRelH relativeFrom="margin">
+                  <wp14:pctWidth>0</wp14:pctWidth>
+                </wp14:sizeRelH>
+                <wp14:sizeRelV relativeFrom="margin">
+                  <wp14:pctHeight>0</wp14:pctHeight>
+                </wp14:sizeRelV>
+              </wp:anchor>
+            </w:drawing>
+          </mc:Choice>
+          <mc:Fallback>
+            <w:pict>
+              <v:shapetype w14:anchorId="50E58EC1" id="_x0000_t202" coordsize="21600,21600" o:spt="202" path="m,l,21600r21600,l21600,xe">
+                <v:stroke joinstyle="miter"/>
+                <v:path gradientshapeok="t" o:connecttype="rect"/>
+              </v:shapetype>
+              <v:shape id="Tekstvak 4" o:spid="_x0000_s1026" type="#_x0000_t202" style="position:absolute;margin-left:331.8pt;margin-top:92.9pt;width:79.2pt;height:21.6pt;z-index:251691520;visibility:visible;mso-wrap-style:square;mso-width-percent:0;mso-height-percent:0;mso-wrap-distance-left:9pt;mso-wrap-distance-top:0;mso-wrap-distance-right:9pt;mso-wrap-distance-bottom:0;mso-position-horizontal:absolute;mso-position-horizontal-relative:text;mso-position-vertical:absolute;mso-position-vertical-relative:text;mso-width-percent:0;mso-height-percent:0;mso-width-relative:margin;mso-height-relative:margin;v-text-anchor:top" o:gfxdata="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" fillcolor="white [3201]" strokeweight=".5pt">
+                <v:textbox>
+                  <w:txbxContent>
+                    <w:p>
+                      <w:r>
+                        <w:t xml:space="preserve">long leg </w:t>
+                      </w:r>
+                    </w:p>
+                  </w:txbxContent>
+                </v:textbox>
+              </v:shape>
+            </w:pict>
+          </mc:Fallback>
+        </mc:AlternateContent>
+      </w:r>
+      <w:r>
+        <w:rPr>
+          <w:noProof/>
+          <w:lang w:val="en-US"/>
+        </w:rPr>
+        <mc:AlternateContent>
+          <mc:Choice Requires="wps">
+            <w:drawing>
+              <wp:anchor distT="0" distB="0" distL="114300" distR="114300" simplePos="0" relativeHeight="251690496" behindDoc="0" locked="0" layoutInCell="1" allowOverlap="1" wp14:anchorId="17658002" wp14:editId="776CE6FB">
+                <wp:simplePos x="0" y="0"/>
+                <wp:positionH relativeFrom="column">
+                  <wp:posOffset>3931920</wp:posOffset>
+                </wp:positionH>
+                <wp:positionV relativeFrom="paragraph">
+                  <wp:posOffset>173990</wp:posOffset>
+                </wp:positionV>
+                <wp:extent cx="1714500" cy="259080"/>
+                <wp:effectExtent l="0" t="0" r="19050" b="26670"/>
+                <wp:wrapNone/>
+                <wp:docPr id="905818424" name="Tekstvak 3"/>
+                <wp:cNvGraphicFramePr/>
+                <a:graphic xmlns:a="http://schemas.openxmlformats.org/drawingml/2006/main">
+                  <a:graphicData uri="http://schemas.microsoft.com/office/word/2010/wordprocessingShape">
+                    <wps:wsp>
+                      <wps:cNvSpPr txBox="1"/>
+                      <wps:spPr>
+                        <a:xfrm>
+                          <a:off x="0" y="0"/>
+                          <a:ext cx="1714500" cy="259080"/>
+                        </a:xfrm>
+                        <a:prstGeom prst="rect">
+                          <a:avLst/>
+                        </a:prstGeom>
+                        <a:solidFill>
+                          <a:schemeClr val="lt1"/>
+                        </a:solidFill>
+                        <a:ln w="6350">
+                          <a:solidFill>
+                            <a:prstClr val="black"/>
+                          </a:solidFill>
+                        </a:ln>
+                      </wps:spPr>
+                      <wps:txbx>
+                        <w:txbxContent>
+                          <w:p>
+                            <w:proofErr w:type="spellStart"/>
+                            <w:r>
+                              <w:t>white</w:t>
+                            </w:r>
+                            <w:proofErr w:type="spellEnd"/>
+                            <w:r>
+                              <w:t xml:space="preserve"> </w:t>
+                            </w:r>
+                            <w:proofErr w:type="spellStart"/>
+                            <w:r>
+                              <w:t>stripe</w:t>
+                            </w:r>
+                            <w:proofErr w:type="spellEnd"/>
+                            <w:r>
+                              <w:t xml:space="preserve"> </w:t>
+                            </w:r>
+                            <w:proofErr w:type="spellStart"/>
+                            <w:r>
+                              <w:t>this</w:t>
+                            </w:r>
+                            <w:proofErr w:type="spellEnd"/>
+                            <w:r>
+                              <w:t xml:space="preserve"> side</w:t>
+                            </w:r>
+                          </w:p>
+                        </w:txbxContent>
+                      </wps:txbx>
+                      <wps:bodyPr rot="0" spcFirstLastPara="0" vertOverflow="overflow" horzOverflow="overflow" vert="horz" wrap="square" lIns="91440" tIns="45720" rIns="91440" bIns="45720" numCol="1" spcCol="0" rtlCol="0" fromWordArt="0" anchor="t" anchorCtr="0" forceAA="0" compatLnSpc="1">
+                        <a:prstTxWarp prst="textNoShape">
+                          <a:avLst/>
+                        </a:prstTxWarp>
+                        <a:noAutofit/>
+                      </wps:bodyPr>
+                    </wps:wsp>
+                  </a:graphicData>
+                </a:graphic>
+                <wp14:sizeRelH relativeFrom="margin">
+                  <wp14:pctWidth>0</wp14:pctWidth>
+                </wp14:sizeRelH>
+              </wp:anchor>
+            </w:drawing>
+          </mc:Choice>
+          <mc:Fallback>
+            <w:pict>
+              <v:shape w14:anchorId="17658002" id="Tekstvak 3" o:spid="_x0000_s1027" type="#_x0000_t202" style="position:absolute;margin-left:309.6pt;margin-top:13.7pt;width:135pt;height:20.4pt;z-index:251690496;visibility:visible;mso-wrap-style:square;mso-width-percent:0;mso-wrap-distance-left:9pt;mso-wrap-distance-top:0;mso-wrap-distance-right:9pt;mso-wrap-distance-bottom:0;mso-position-horizontal:absolute;mso-position-horizontal-relative:text;mso-position-vertical:absolute;mso-position-vertical-relative:text;mso-width-percent:0;mso-width-relative:margin;v-text-anchor:top" o:gfxdata="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" fillcolor="white [3201]" strokeweight=".5pt">
+                <v:textbox>
+                  <w:txbxContent>
+                    <w:p>
+                      <w:proofErr w:type="spellStart"/>
+                      <w:r>
+                        <w:t>white</w:t>
+                      </w:r>
+                      <w:proofErr w:type="spellEnd"/>
+                      <w:r>
+                        <w:t xml:space="preserve"> </w:t>
+                      </w:r>
+                      <w:proofErr w:type="spellStart"/>
+                      <w:r>
+                        <w:t>stripe</w:t>
+                      </w:r>
+                      <w:proofErr w:type="spellEnd"/>
+                      <w:r>
+                        <w:t xml:space="preserve"> </w:t>
+                      </w:r>
+                      <w:proofErr w:type="spellStart"/>
+                      <w:r>
+                        <w:t>this</w:t>
+                      </w:r>
+                      <w:proofErr w:type="spellEnd"/>
+                      <w:r>
+                        <w:t xml:space="preserve"> side</w:t>
+                      </w:r>
+                    </w:p>
+                  </w:txbxContent>
+                </v:textbox>
+              </v:shape>
+            </w:pict>
+          </mc:Fallback>
+        </mc:AlternateContent>
+      </w:r>
+      <w:r>
+        <w:rPr>
+          <w:lang w:val="en-US"/>
         </w:rPr>
         <w:drawing>
-          <wp:inline distT="0" distB="0" distL="0" distR="0" wp14:anchorId="353F09EB" wp14:editId="53A4422E">
-            <wp:extent cx="5724525" cy="2438400"/>
-            <wp:effectExtent l="0" t="0" r="0" b="0"/>
-            <wp:docPr id="1447676027" name="drawing" descr="Afbeelding met tekst, Elektronische engineering, stroomkring, Stroomkringonderdeel&#10;&#10;Door AI gegenereerde inhoud is mogelijk onjuist."/>
+          <wp:inline distT="0" distB="0" distL="0" distR="0" wp14:anchorId="62130FD2" wp14:editId="041C3245">
+            <wp:extent cx="6645910" cy="2941955"/>
+            <wp:effectExtent l="0" t="0" r="2540" b="0"/>
+            <wp:docPr id="2032505005" name="Afbeelding 1"/>
             <wp:cNvGraphicFramePr>
               <a:graphicFrameLocks xmlns:a="http://schemas.openxmlformats.org/drawingml/2006/main" noChangeAspect="1"/>
             </wp:cNvGraphicFramePr>
@@ -2812,17 +3014,11 @@
               <a:graphicData uri="http://schemas.openxmlformats.org/drawingml/2006/picture">
                 <pic:pic xmlns:pic="http://schemas.openxmlformats.org/drawingml/2006/picture">
                   <pic:nvPicPr>
-                    <pic:cNvPr id="1447676027" name="drawing" descr="Afbeelding met tekst, Elektronische engineering, stroomkring, Stroomkringonderdeel&#10;&#10;Door AI gegenereerde inhoud is mogelijk onjuist."/>
+                    <pic:cNvPr id="2032505005" name=""/>
                     <pic:cNvPicPr/>
                   </pic:nvPicPr>
                   <pic:blipFill>
-                    <a:blip r:embed="rId9">
-                      <a:extLst>
-                        <a:ext uri="{28A0092B-C50C-407E-A947-70E740481C1C}">
-                          <a14:useLocalDpi xmlns:a14="http://schemas.microsoft.com/office/drawing/2010/main" val="0"/>
-                        </a:ext>
-                      </a:extLst>
-                    </a:blip>
+                    <a:blip r:embed="rId9"/>
                     <a:stretch>
                       <a:fillRect/>
                     </a:stretch>
@@ -2830,7 +3026,7 @@
                   <pic:spPr>
                     <a:xfrm>
                       <a:off x="0" y="0"/>
-                      <a:ext cx="5724525" cy="2438400"/>
+                      <a:ext cx="6645910" cy="2941955"/>
                     </a:xfrm>
                     <a:prstGeom prst="rect">
                       <a:avLst/>
@@ -3069,37 +3265,32 @@
     </w:p>
     <w:p>
       <w:pPr>
-        <w:rPr>
-          <w:lang w:val="en-GB"/>
-        </w:rPr>
-      </w:pPr>
-    </w:p>
-    <w:p>
-      <w:pPr>
-        <w:rPr>
-          <w:lang w:val="en-GB"/>
-        </w:rPr>
-      </w:pPr>
-    </w:p>
-    <w:p>
-      <w:pPr>
         <w:ind w:left="7788"/>
         <w:rPr>
           <w:lang w:val="en-GB"/>
         </w:rPr>
       </w:pPr>
-      <w:r>
-        <w:rPr>
-          <w:rFonts w:ascii="Arial" w:hAnsi="Arial" w:cs="Arial"/>
+    </w:p>
+    <w:p>
+      <w:pPr>
+        <w:ind w:left="7788"/>
+        <w:rPr>
+          <w:lang w:val="en-GB"/>
+        </w:rPr>
+      </w:pPr>
+      <w:r>
+        <w:rPr>
+          <w:rFonts w:ascii="Arial" w:hAnsi="Arial" w:cs="Arial"/>
+          <w:noProof/>
         </w:rPr>
         <w:drawing>
-          <wp:anchor distT="0" distB="0" distL="114300" distR="114300" simplePos="0" relativeHeight="251681280" behindDoc="0" locked="0" layoutInCell="1" allowOverlap="1" wp14:anchorId="3CC9A371" wp14:editId="5C642546">
+          <wp:anchor distT="0" distB="0" distL="114300" distR="114300" simplePos="0" relativeHeight="251681280" behindDoc="0" locked="0" layoutInCell="1" allowOverlap="1" wp14:anchorId="3CC9A371" wp14:editId="75B5B8CB">
             <wp:simplePos x="0" y="0"/>
             <wp:positionH relativeFrom="margin">
-              <wp:align>left</wp:align>
+              <wp:posOffset>9525</wp:posOffset>
             </wp:positionH>
-            <wp:positionV relativeFrom="paragraph">
-              <wp:posOffset>430230</wp:posOffset>
+            <wp:positionV relativeFrom="margin">
+              <wp:align>bottom</wp:align>
             </wp:positionV>
             <wp:extent cx="1346835" cy="507365"/>
             <wp:effectExtent l="0" t="0" r="5715" b="6985"/>
@@ -3155,6 +3346,14 @@
           </wp:anchor>
         </w:drawing>
       </w:r>
+    </w:p>
+    <w:p>
+      <w:pPr>
+        <w:ind w:left="7788"/>
+        <w:rPr>
+          <w:lang w:val="en-GB"/>
+        </w:rPr>
+      </w:pPr>
       <w:r>
         <w:rPr>
           <w:lang w:val="en-GB"/>
@@ -3182,56 +3381,92 @@
     </w:p>
     <w:p>
       <w:pPr>
-        <w:rPr>
-          <w:rFonts w:asciiTheme="majorHAnsi" w:eastAsia="Arial" w:hAnsiTheme="majorHAnsi" w:cstheme="majorBidi"/>
-          <w:b/>
-          <w:bCs/>
-          <w:color w:val="156082" w:themeColor="accent1"/>
-          <w:sz w:val="22"/>
-          <w:szCs w:val="22"/>
-          <w:lang w:val="en-US"/>
-        </w:rPr>
-      </w:pPr>
-      <w:r>
-        <w:rPr>
-          <w:rFonts w:eastAsia="Arial"/>
-          <w:lang w:val="en-GB"/>
-        </w:rPr>
-        <w:br w:type="page"/>
-      </w:r>
-    </w:p>
-    <w:p>
-      <w:pPr>
         <w:pStyle w:val="Kop3"/>
       </w:pPr>
       <w:r>
+        <w:rPr>
+          <w:rFonts w:ascii="Arial" w:hAnsi="Arial" w:cs="Arial"/>
+          <w:noProof/>
+          <w:color w:val="4C94D8" w:themeColor="text2" w:themeTint="80"/>
+        </w:rPr>
         <w:lastRenderedPageBreak/>
-        <w:t>Step 2 Take the measurement and process it with the laptop:</w:t>
-      </w:r>
-    </w:p>
-    <w:p>
-      <w:pPr>
-        <w:pStyle w:val="Lijstalinea"/>
-        <w:numPr>
-          <w:ilvl w:val="0"/>
-          <w:numId w:val="12"/>
-        </w:numPr>
-        <w:rPr>
-          <w:lang w:val="en-GB"/>
-        </w:rPr>
-      </w:pPr>
+        <w:drawing>
+          <wp:anchor distT="0" distB="0" distL="114300" distR="114300" simplePos="0" relativeHeight="251693568" behindDoc="0" locked="0" layoutInCell="1" allowOverlap="1" wp14:anchorId="0196F74E" wp14:editId="3850B5B6">
+            <wp:simplePos x="0" y="0"/>
+            <wp:positionH relativeFrom="margin">
+              <wp:align>right</wp:align>
+            </wp:positionH>
+            <wp:positionV relativeFrom="margin">
+              <wp:align>top</wp:align>
+            </wp:positionV>
+            <wp:extent cx="1172210" cy="811530"/>
+            <wp:effectExtent l="0" t="0" r="8890" b="7620"/>
+            <wp:wrapSquare wrapText="bothSides"/>
+            <wp:docPr id="941602354" name="drawing"/>
+            <wp:cNvGraphicFramePr>
+              <a:graphicFrameLocks xmlns:a="http://schemas.openxmlformats.org/drawingml/2006/main" noChangeAspect="1"/>
+            </wp:cNvGraphicFramePr>
+            <a:graphic xmlns:a="http://schemas.openxmlformats.org/drawingml/2006/main">
+              <a:graphicData uri="http://schemas.openxmlformats.org/drawingml/2006/picture">
+                <pic:pic xmlns:pic="http://schemas.openxmlformats.org/drawingml/2006/picture">
+                  <pic:nvPicPr>
+                    <pic:cNvPr id="1187116779" name=""/>
+                    <pic:cNvPicPr/>
+                  </pic:nvPicPr>
+                  <pic:blipFill rotWithShape="1">
+                    <a:blip r:embed="rId12">
+                      <a:extLst>
+                        <a:ext uri="{28A0092B-C50C-407E-A947-70E740481C1C}">
+                          <a14:useLocalDpi xmlns:a14="http://schemas.microsoft.com/office/drawing/2010/main"/>
+                        </a:ext>
+                      </a:extLst>
+                    </a:blip>
+                    <a:srcRect t="14781" r="39825" b="16535"/>
+                    <a:stretch>
+                      <a:fillRect/>
+                    </a:stretch>
+                  </pic:blipFill>
+                  <pic:spPr bwMode="auto">
+                    <a:xfrm>
+                      <a:off x="0" y="0"/>
+                      <a:ext cx="1172210" cy="811530"/>
+                    </a:xfrm>
+                    <a:prstGeom prst="rect">
+                      <a:avLst/>
+                    </a:prstGeom>
+                    <a:ln>
+                      <a:noFill/>
+                    </a:ln>
+                    <a:extLst>
+                      <a:ext uri="{53640926-AAD7-44D8-BBD7-CCE9431645EC}">
+                        <a14:shadowObscured xmlns:a14="http://schemas.microsoft.com/office/drawing/2010/main"/>
+                      </a:ext>
+                    </a:extLst>
+                  </pic:spPr>
+                </pic:pic>
+              </a:graphicData>
+            </a:graphic>
+            <wp14:sizeRelH relativeFrom="page">
+              <wp14:pctWidth>0</wp14:pctWidth>
+            </wp14:sizeRelH>
+            <wp14:sizeRelV relativeFrom="page">
+              <wp14:pctHeight>0</wp14:pctHeight>
+            </wp14:sizeRelV>
+          </wp:anchor>
+        </w:drawing>
+      </w:r>
       <w:r>
         <w:rPr>
           <w:noProof/>
         </w:rPr>
         <w:drawing>
-          <wp:anchor distT="0" distB="0" distL="114300" distR="114300" simplePos="0" relativeHeight="251671040" behindDoc="1" locked="0" layoutInCell="1" allowOverlap="1" wp14:anchorId="55BCB5C3" wp14:editId="70847A7F">
+          <wp:anchor distT="0" distB="0" distL="114300" distR="114300" simplePos="0" relativeHeight="251671040" behindDoc="1" locked="0" layoutInCell="1" allowOverlap="1" wp14:anchorId="55BCB5C3" wp14:editId="1A892FF6">
             <wp:simplePos x="0" y="0"/>
             <wp:positionH relativeFrom="column">
-              <wp:posOffset>4179277</wp:posOffset>
+              <wp:posOffset>4578985</wp:posOffset>
             </wp:positionH>
             <wp:positionV relativeFrom="page">
-              <wp:posOffset>658837</wp:posOffset>
+              <wp:posOffset>601345</wp:posOffset>
             </wp:positionV>
             <wp:extent cx="233757" cy="189205"/>
             <wp:effectExtent l="0" t="0" r="0" b="1905"/>
@@ -3297,6 +3532,21 @@
           </wp:anchor>
         </w:drawing>
       </w:r>
+      <w:r>
+        <w:t>Step 2 Take the measurement and process it with the laptop:</w:t>
+      </w:r>
+    </w:p>
+    <w:p>
+      <w:pPr>
+        <w:pStyle w:val="Lijstalinea"/>
+        <w:numPr>
+          <w:ilvl w:val="0"/>
+          <w:numId w:val="12"/>
+        </w:numPr>
+        <w:rPr>
+          <w:lang w:val="en-GB"/>
+        </w:rPr>
+      </w:pPr>
       <w:r>
         <w:rPr>
           <w:lang w:val="en-GB"/>
@@ -4059,6 +4309,7 @@
           <w:rFonts w:ascii="Arial" w:hAnsi="Arial" w:cs="Arial"/>
           <w:b/>
           <w:bCs/>
+          <w:noProof/>
         </w:rPr>
         <w:lastRenderedPageBreak/>
         <w:drawing>
@@ -4437,6 +4688,7 @@
       <w:r>
         <w:rPr>
           <w:rFonts w:ascii="Arial" w:hAnsi="Arial" w:cs="Arial"/>
+          <w:noProof/>
         </w:rPr>
         <w:drawing>
           <wp:anchor distT="0" distB="0" distL="114300" distR="114300" simplePos="0" relativeHeight="251687424" behindDoc="0" locked="0" layoutInCell="1" allowOverlap="1" wp14:anchorId="370000B6" wp14:editId="22C8AA27">
@@ -4497,6 +4749,7 @@
       <w:r>
         <w:rPr>
           <w:rFonts w:ascii="Arial" w:hAnsi="Arial" w:cs="Arial"/>
+          <w:noProof/>
         </w:rPr>
         <w:drawing>
           <wp:anchor distT="0" distB="0" distL="114300" distR="114300" simplePos="0" relativeHeight="251683328" behindDoc="0" locked="0" layoutInCell="1" allowOverlap="1" wp14:anchorId="5BE18208" wp14:editId="1A59312F">
@@ -4571,6 +4824,7 @@
       <w:r>
         <w:rPr>
           <w:rFonts w:ascii="Arial" w:hAnsi="Arial" w:cs="Arial"/>
+          <w:noProof/>
         </w:rPr>
         <w:drawing>
           <wp:anchor distT="0" distB="0" distL="114300" distR="114300" simplePos="0" relativeHeight="251685376" behindDoc="0" locked="0" layoutInCell="1" allowOverlap="1" wp14:anchorId="0D8E8DFE" wp14:editId="48C81CD3">
@@ -4631,6 +4885,7 @@
       <w:r>
         <w:rPr>
           <w:rFonts w:ascii="Arial" w:hAnsi="Arial" w:cs="Arial"/>
+          <w:noProof/>
         </w:rPr>
         <w:drawing>
           <wp:anchor distT="0" distB="0" distL="114300" distR="114300" simplePos="0" relativeHeight="251689472" behindDoc="0" locked="0" layoutInCell="1" allowOverlap="1" wp14:anchorId="10DD847C" wp14:editId="46CF98C9">
@@ -4690,7 +4945,7 @@
       </w:r>
     </w:p>
     <w:sectPr>
-      <w:pgSz w:w="11906" w:h="16838"/>
+      <w:pgSz w:w="11906" w:h="16838" w:code="9"/>
       <w:pgMar w:top="720" w:right="720" w:bottom="720" w:left="720" w:header="708" w:footer="708" w:gutter="0"/>
       <w:cols w:space="708"/>
       <w:docGrid w:linePitch="360"/>
@@ -8112,6 +8367,7 @@
   <w:style w:type="character" w:default="1" w:styleId="Standaardalinea-lettertype">
     <w:name w:val="Default Paragraph Font"/>
     <w:uiPriority w:val="1"/>
+    <w:semiHidden/>
     <w:unhideWhenUsed/>
   </w:style>
   <w:style w:type="table" w:default="1" w:styleId="Standaardtabel">
@@ -8459,17 +8715,19 @@
 </file>
 
 <file path=customXml/item1.xml><?xml version="1.0" encoding="utf-8"?>
-<?mso-contentType ?>
-<FormTemplates xmlns="http://schemas.microsoft.com/sharepoint/v3/contenttype/forms">
-  <Display>DocumentLibraryForm</Display>
-  <Edit>DocumentLibraryForm</Edit>
-  <New>DocumentLibraryForm</New>
-</FormTemplates>
+<p:properties xmlns:p="http://schemas.microsoft.com/office/2006/metadata/properties" xmlns:xsi="http://www.w3.org/2001/XMLSchema-instance" xmlns:pc="http://schemas.microsoft.com/office/infopath/2007/PartnerControls">
+  <documentManagement>
+    <lcf76f155ced4ddcb4097134ff3c332f xmlns="4579a138-ffa5-4c01-a0fc-376e398031c3">
+      <Terms xmlns="http://schemas.microsoft.com/office/infopath/2007/PartnerControls"/>
+    </lcf76f155ced4ddcb4097134ff3c332f>
+    <TaxCatchAll xmlns="bd624b3d-3944-4cb7-aaa3-5400aebcdaf0" xsi:nil="true"/>
+  </documentManagement>
+</p:properties>
 </file>
 
 <file path=customXml/item2.xml><?xml version="1.0" encoding="utf-8"?>
-<ct:contentTypeSchema xmlns:ct="http://schemas.microsoft.com/office/2006/metadata/contentType" xmlns:ma="http://schemas.microsoft.com/office/2006/metadata/properties/metaAttributes" ct:_="" ma:_="" ma:contentTypeName="Document" ma:contentTypeID="0x0101002D4C26F1451D0A44ABB73FA2C8A0D54B" ma:contentTypeVersion="17" ma:contentTypeDescription="Een nieuw document maken." ma:contentTypeScope="" ma:versionID="ea07250f0fa9055e20337ec636600ca1">
-  <xsd:schema xmlns:xsd="http://www.w3.org/2001/XMLSchema" xmlns:xs="http://www.w3.org/2001/XMLSchema" xmlns:p="http://schemas.microsoft.com/office/2006/metadata/properties" xmlns:ns2="4579a138-ffa5-4c01-a0fc-376e398031c3" xmlns:ns3="bd624b3d-3944-4cb7-aaa3-5400aebcdaf0" targetNamespace="http://schemas.microsoft.com/office/2006/metadata/properties" ma:root="true" ma:fieldsID="3d5fbb207d249081e245fd4d5cc76f12" ns2:_="" ns3:_="">
+<ct:contentTypeSchema xmlns:ct="http://schemas.microsoft.com/office/2006/metadata/contentType" xmlns:ma="http://schemas.microsoft.com/office/2006/metadata/properties/metaAttributes" ct:_="" ma:_="" ma:contentTypeName="Document" ma:contentTypeID="0x0101002D4C26F1451D0A44ABB73FA2C8A0D54B" ma:contentTypeVersion="17" ma:contentTypeDescription="Een nieuw document maken." ma:contentTypeScope="" ma:versionID="12d9e7f5b898099a429ac21fb1b04481">
+  <xsd:schema xmlns:xsd="http://www.w3.org/2001/XMLSchema" xmlns:xs="http://www.w3.org/2001/XMLSchema" xmlns:p="http://schemas.microsoft.com/office/2006/metadata/properties" xmlns:ns2="4579a138-ffa5-4c01-a0fc-376e398031c3" xmlns:ns3="bd624b3d-3944-4cb7-aaa3-5400aebcdaf0" targetNamespace="http://schemas.microsoft.com/office/2006/metadata/properties" ma:root="true" ma:fieldsID="9920ff6226fae42bb0afec80ee13a539" ns2:_="" ns3:_="">
     <xsd:import namespace="4579a138-ffa5-4c01-a0fc-376e398031c3"/>
     <xsd:import namespace="bd624b3d-3944-4cb7-aaa3-5400aebcdaf0"/>
     <xsd:element name="properties">
@@ -8717,44 +8975,15 @@
 </file>
 
 <file path=customXml/item3.xml><?xml version="1.0" encoding="utf-8"?>
-<p:properties xmlns:p="http://schemas.microsoft.com/office/2006/metadata/properties" xmlns:xsi="http://www.w3.org/2001/XMLSchema-instance" xmlns:pc="http://schemas.microsoft.com/office/infopath/2007/PartnerControls">
-  <documentManagement>
-    <lcf76f155ced4ddcb4097134ff3c332f xmlns="4579a138-ffa5-4c01-a0fc-376e398031c3">
-      <Terms xmlns="http://schemas.microsoft.com/office/infopath/2007/PartnerControls"/>
-    </lcf76f155ced4ddcb4097134ff3c332f>
-    <TaxCatchAll xmlns="bd624b3d-3944-4cb7-aaa3-5400aebcdaf0" xsi:nil="true"/>
-  </documentManagement>
-</p:properties>
+<?mso-contentType ?>
+<FormTemplates xmlns="http://schemas.microsoft.com/sharepoint/v3/contenttype/forms">
+  <Display>DocumentLibraryForm</Display>
+  <Edit>DocumentLibraryForm</Edit>
+  <New>DocumentLibraryForm</New>
+</FormTemplates>
 </file>
 
 <file path=customXml/itemProps1.xml><?xml version="1.0" encoding="utf-8"?>
-<ds:datastoreItem xmlns:ds="http://schemas.openxmlformats.org/officeDocument/2006/customXml" ds:itemID="{83EEC89D-E1C1-46EA-9D1C-D19B38AD54D7}">
-  <ds:schemaRefs>
-    <ds:schemaRef ds:uri="http://schemas.microsoft.com/sharepoint/v3/contenttype/forms"/>
-  </ds:schemaRefs>
-</ds:datastoreItem>
-</file>
-
-<file path=customXml/itemProps2.xml><?xml version="1.0" encoding="utf-8"?>
-<ds:datastoreItem xmlns:ds="http://schemas.openxmlformats.org/officeDocument/2006/customXml" ds:itemID="{07FBDFBF-07BD-469D-872D-BA0B692CBE5C}">
-  <ds:schemaRefs>
-    <ds:schemaRef ds:uri="http://schemas.microsoft.com/office/2006/metadata/contentType"/>
-    <ds:schemaRef ds:uri="http://schemas.microsoft.com/office/2006/metadata/properties/metaAttributes"/>
-    <ds:schemaRef ds:uri="http://www.w3.org/2001/XMLSchema"/>
-    <ds:schemaRef ds:uri="http://schemas.microsoft.com/office/2006/metadata/properties"/>
-    <ds:schemaRef ds:uri="4579a138-ffa5-4c01-a0fc-376e398031c3"/>
-    <ds:schemaRef ds:uri="bd624b3d-3944-4cb7-aaa3-5400aebcdaf0"/>
-    <ds:schemaRef ds:uri="http://schemas.microsoft.com/office/2006/documentManagement/types"/>
-    <ds:schemaRef ds:uri="http://schemas.microsoft.com/office/infopath/2007/PartnerControls"/>
-    <ds:schemaRef ds:uri="http://schemas.openxmlformats.org/package/2006/metadata/core-properties"/>
-    <ds:schemaRef ds:uri="http://purl.org/dc/elements/1.1/"/>
-    <ds:schemaRef ds:uri="http://purl.org/dc/terms/"/>
-    <ds:schemaRef ds:uri="http://schemas.microsoft.com/internal/obd"/>
-  </ds:schemaRefs>
-</ds:datastoreItem>
-</file>
-
-<file path=customXml/itemProps3.xml><?xml version="1.0" encoding="utf-8"?>
 <ds:datastoreItem xmlns:ds="http://schemas.openxmlformats.org/officeDocument/2006/customXml" ds:itemID="{30FAFB6D-FF90-44EE-8230-C6CB0BF450A2}">
   <ds:schemaRefs>
     <ds:schemaRef ds:uri="http://schemas.microsoft.com/office/2006/metadata/properties"/>
@@ -8763,4 +8992,16 @@
     <ds:schemaRef ds:uri="bd624b3d-3944-4cb7-aaa3-5400aebcdaf0"/>
   </ds:schemaRefs>
 </ds:datastoreItem>
+</file>
+
+<file path=customXml/itemProps2.xml><?xml version="1.0" encoding="utf-8"?>
+<ds:datastoreItem xmlns:ds="http://schemas.openxmlformats.org/officeDocument/2006/customXml" ds:itemID="{96ECF789-089C-4392-81B3-D69F0CFCBA1A}"/>
+</file>
+
+<file path=customXml/itemProps3.xml><?xml version="1.0" encoding="utf-8"?>
+<ds:datastoreItem xmlns:ds="http://schemas.openxmlformats.org/officeDocument/2006/customXml" ds:itemID="{83EEC89D-E1C1-46EA-9D1C-D19B38AD54D7}">
+  <ds:schemaRefs>
+    <ds:schemaRef ds:uri="http://schemas.microsoft.com/sharepoint/v3/contenttype/forms"/>
+  </ds:schemaRefs>
+</ds:datastoreItem>
 </file>
--- a/book/experimenten/media/planck-simple/handleiding-1A4-NLenUK.docx
+++ b/book/experimenten/media/planck-simple/handleiding-1A4-NLenUK.docx
@@ -412,6 +412,7 @@
       <w:r>
         <w:rPr>
           <w:rFonts w:ascii="Arial" w:hAnsi="Arial" w:cs="Arial"/>
+          <w:noProof/>
         </w:rPr>
         <w:drawing>
           <wp:inline distT="0" distB="0" distL="0" distR="0" wp14:anchorId="68CEAFE1" wp14:editId="7C2127D4">
@@ -829,7 +830,7 @@
           <w:noProof/>
         </w:rPr>
         <w:drawing>
-          <wp:anchor distT="0" distB="0" distL="114300" distR="114300" simplePos="0" relativeHeight="251677184" behindDoc="0" locked="0" layoutInCell="1" allowOverlap="1" wp14:anchorId="522CB5AA" wp14:editId="59BE40DB">
+          <wp:anchor distT="0" distB="0" distL="114300" distR="114300" simplePos="0" relativeHeight="251677184" behindDoc="0" locked="0" layoutInCell="1" allowOverlap="1" wp14:anchorId="522CB5AA" wp14:editId="0E00BB4E">
             <wp:simplePos x="0" y="0"/>
             <wp:positionH relativeFrom="margin">
               <wp:posOffset>0</wp:posOffset>
@@ -837,14 +838,14 @@
             <wp:positionV relativeFrom="page">
               <wp:posOffset>9705975</wp:posOffset>
             </wp:positionV>
-            <wp:extent cx="1346835" cy="507365"/>
-            <wp:effectExtent l="0" t="0" r="5715" b="6985"/>
+            <wp:extent cx="514350" cy="507365"/>
+            <wp:effectExtent l="0" t="0" r="0" b="6985"/>
             <wp:wrapThrough wrapText="bothSides">
               <wp:wrapPolygon edited="0">
                 <wp:start x="0" y="0"/>
                 <wp:lineTo x="0" y="21086"/>
-                <wp:lineTo x="21386" y="21086"/>
-                <wp:lineTo x="21386" y="0"/>
+                <wp:lineTo x="20800" y="21086"/>
+                <wp:lineTo x="20800" y="0"/>
                 <wp:lineTo x="0" y="0"/>
               </wp:wrapPolygon>
             </wp:wrapThrough>
@@ -873,7 +874,7 @@
                       <a:picLocks noChangeAspect="1"/>
                     </pic:cNvPicPr>
                   </pic:nvPicPr>
-                  <pic:blipFill>
+                  <pic:blipFill rotWithShape="1">
                     <a:blip r:embed="rId10" cstate="print">
                       <a:extLst>
                         <a:ext uri="{28A0092B-C50C-407E-A947-70E740481C1C}">
@@ -881,21 +882,34 @@
                         </a:ext>
                       </a:extLst>
                     </a:blip>
-                    <a:srcRect r="290" b="7194"/>
-                    <a:stretch/>
+                    <a:srcRect r="61921" b="7194"/>
+                    <a:stretch>
+                      <a:fillRect/>
+                    </a:stretch>
                   </pic:blipFill>
-                  <pic:spPr>
+                  <pic:spPr bwMode="auto">
                     <a:xfrm>
                       <a:off x="0" y="0"/>
-                      <a:ext cx="1346835" cy="507365"/>
+                      <a:ext cx="514350" cy="507365"/>
                     </a:xfrm>
                     <a:prstGeom prst="rect">
                       <a:avLst/>
                     </a:prstGeom>
+                    <a:ln>
+                      <a:noFill/>
+                    </a:ln>
+                    <a:extLst>
+                      <a:ext uri="{53640926-AAD7-44D8-BBD7-CCE9431645EC}">
+                        <a14:shadowObscured xmlns:a14="http://schemas.microsoft.com/office/drawing/2010/main"/>
+                      </a:ext>
+                    </a:extLst>
                   </pic:spPr>
                 </pic:pic>
               </a:graphicData>
             </a:graphic>
+            <wp14:sizeRelH relativeFrom="margin">
+              <wp14:pctWidth>0</wp14:pctWidth>
+            </wp14:sizeRelH>
           </wp:anchor>
         </w:drawing>
       </w:r>
@@ -3000,6 +3014,7 @@
       </w:r>
       <w:r>
         <w:rPr>
+          <w:noProof/>
           <w:lang w:val="en-US"/>
         </w:rPr>
         <w:drawing>
@@ -3284,7 +3299,7 @@
           <w:noProof/>
         </w:rPr>
         <w:drawing>
-          <wp:anchor distT="0" distB="0" distL="114300" distR="114300" simplePos="0" relativeHeight="251681280" behindDoc="0" locked="0" layoutInCell="1" allowOverlap="1" wp14:anchorId="3CC9A371" wp14:editId="75B5B8CB">
+          <wp:anchor distT="0" distB="0" distL="114300" distR="114300" simplePos="0" relativeHeight="251681280" behindDoc="0" locked="0" layoutInCell="1" allowOverlap="1" wp14:anchorId="3CC9A371" wp14:editId="0E59354E">
             <wp:simplePos x="0" y="0"/>
             <wp:positionH relativeFrom="margin">
               <wp:posOffset>9525</wp:posOffset>
@@ -3292,8 +3307,8 @@
             <wp:positionV relativeFrom="margin">
               <wp:align>bottom</wp:align>
             </wp:positionV>
-            <wp:extent cx="1346835" cy="507365"/>
-            <wp:effectExtent l="0" t="0" r="5715" b="6985"/>
+            <wp:extent cx="495300" cy="507365"/>
+            <wp:effectExtent l="0" t="0" r="0" b="6985"/>
             <wp:wrapNone/>
             <wp:docPr id="1631607425" name="Afbeelding 6" descr="Pilot project: export control as a service! | Quantum Delta NL">
               <a:extLst xmlns:a="http://schemas.openxmlformats.org/drawingml/2006/main">
@@ -3320,7 +3335,7 @@
                       <a:picLocks noChangeAspect="1"/>
                     </pic:cNvPicPr>
                   </pic:nvPicPr>
-                  <pic:blipFill>
+                  <pic:blipFill rotWithShape="1">
                     <a:blip r:embed="rId10" cstate="print">
                       <a:extLst>
                         <a:ext uri="{28A0092B-C50C-407E-A947-70E740481C1C}">
@@ -3328,21 +3343,34 @@
                         </a:ext>
                       </a:extLst>
                     </a:blip>
-                    <a:srcRect r="290" b="7194"/>
-                    <a:stretch/>
+                    <a:srcRect l="1" r="63331" b="7194"/>
+                    <a:stretch>
+                      <a:fillRect/>
+                    </a:stretch>
                   </pic:blipFill>
-                  <pic:spPr>
+                  <pic:spPr bwMode="auto">
                     <a:xfrm>
                       <a:off x="0" y="0"/>
-                      <a:ext cx="1346835" cy="507365"/>
+                      <a:ext cx="495300" cy="507365"/>
                     </a:xfrm>
                     <a:prstGeom prst="rect">
                       <a:avLst/>
                     </a:prstGeom>
+                    <a:ln>
+                      <a:noFill/>
+                    </a:ln>
+                    <a:extLst>
+                      <a:ext uri="{53640926-AAD7-44D8-BBD7-CCE9431645EC}">
+                        <a14:shadowObscured xmlns:a14="http://schemas.microsoft.com/office/drawing/2010/main"/>
+                      </a:ext>
+                    </a:extLst>
                   </pic:spPr>
                 </pic:pic>
               </a:graphicData>
             </a:graphic>
+            <wp14:sizeRelH relativeFrom="margin">
+              <wp14:pctWidth>0</wp14:pctWidth>
+            </wp14:sizeRelH>
           </wp:anchor>
         </w:drawing>
       </w:r>
@@ -8715,14 +8743,12 @@
 </file>
 
 <file path=customXml/item1.xml><?xml version="1.0" encoding="utf-8"?>
-<p:properties xmlns:p="http://schemas.microsoft.com/office/2006/metadata/properties" xmlns:xsi="http://www.w3.org/2001/XMLSchema-instance" xmlns:pc="http://schemas.microsoft.com/office/infopath/2007/PartnerControls">
-  <documentManagement>
-    <lcf76f155ced4ddcb4097134ff3c332f xmlns="4579a138-ffa5-4c01-a0fc-376e398031c3">
-      <Terms xmlns="http://schemas.microsoft.com/office/infopath/2007/PartnerControls"/>
-    </lcf76f155ced4ddcb4097134ff3c332f>
-    <TaxCatchAll xmlns="bd624b3d-3944-4cb7-aaa3-5400aebcdaf0" xsi:nil="true"/>
-  </documentManagement>
-</p:properties>
+<?mso-contentType ?>
+<FormTemplates xmlns="http://schemas.microsoft.com/sharepoint/v3/contenttype/forms">
+  <Display>DocumentLibraryForm</Display>
+  <Edit>DocumentLibraryForm</Edit>
+  <New>DocumentLibraryForm</New>
+</FormTemplates>
 </file>
 
 <file path=customXml/item2.xml><?xml version="1.0" encoding="utf-8"?>
@@ -8975,15 +9001,44 @@
 </file>
 
 <file path=customXml/item3.xml><?xml version="1.0" encoding="utf-8"?>
-<?mso-contentType ?>
-<FormTemplates xmlns="http://schemas.microsoft.com/sharepoint/v3/contenttype/forms">
-  <Display>DocumentLibraryForm</Display>
-  <Edit>DocumentLibraryForm</Edit>
-  <New>DocumentLibraryForm</New>
-</FormTemplates>
+<p:properties xmlns:p="http://schemas.microsoft.com/office/2006/metadata/properties" xmlns:xsi="http://www.w3.org/2001/XMLSchema-instance" xmlns:pc="http://schemas.microsoft.com/office/infopath/2007/PartnerControls">
+  <documentManagement>
+    <lcf76f155ced4ddcb4097134ff3c332f xmlns="4579a138-ffa5-4c01-a0fc-376e398031c3">
+      <Terms xmlns="http://schemas.microsoft.com/office/infopath/2007/PartnerControls"/>
+    </lcf76f155ced4ddcb4097134ff3c332f>
+    <TaxCatchAll xmlns="bd624b3d-3944-4cb7-aaa3-5400aebcdaf0" xsi:nil="true"/>
+  </documentManagement>
+</p:properties>
 </file>
 
 <file path=customXml/itemProps1.xml><?xml version="1.0" encoding="utf-8"?>
+<ds:datastoreItem xmlns:ds="http://schemas.openxmlformats.org/officeDocument/2006/customXml" ds:itemID="{83EEC89D-E1C1-46EA-9D1C-D19B38AD54D7}">
+  <ds:schemaRefs>
+    <ds:schemaRef ds:uri="http://schemas.microsoft.com/sharepoint/v3/contenttype/forms"/>
+  </ds:schemaRefs>
+</ds:datastoreItem>
+</file>
+
+<file path=customXml/itemProps2.xml><?xml version="1.0" encoding="utf-8"?>
+<ds:datastoreItem xmlns:ds="http://schemas.openxmlformats.org/officeDocument/2006/customXml" ds:itemID="{96ECF789-089C-4392-81B3-D69F0CFCBA1A}">
+  <ds:schemaRefs>
+    <ds:schemaRef ds:uri="http://schemas.microsoft.com/office/2006/metadata/contentType"/>
+    <ds:schemaRef ds:uri="http://schemas.microsoft.com/office/2006/metadata/properties/metaAttributes"/>
+    <ds:schemaRef ds:uri="http://www.w3.org/2001/XMLSchema"/>
+    <ds:schemaRef ds:uri="http://schemas.microsoft.com/office/2006/metadata/properties"/>
+    <ds:schemaRef ds:uri="4579a138-ffa5-4c01-a0fc-376e398031c3"/>
+    <ds:schemaRef ds:uri="bd624b3d-3944-4cb7-aaa3-5400aebcdaf0"/>
+    <ds:schemaRef ds:uri="http://schemas.microsoft.com/office/2006/documentManagement/types"/>
+    <ds:schemaRef ds:uri="http://schemas.microsoft.com/office/infopath/2007/PartnerControls"/>
+    <ds:schemaRef ds:uri="http://schemas.openxmlformats.org/package/2006/metadata/core-properties"/>
+    <ds:schemaRef ds:uri="http://purl.org/dc/elements/1.1/"/>
+    <ds:schemaRef ds:uri="http://purl.org/dc/terms/"/>
+    <ds:schemaRef ds:uri="http://schemas.microsoft.com/internal/obd"/>
+  </ds:schemaRefs>
+</ds:datastoreItem>
+</file>
+
+<file path=customXml/itemProps3.xml><?xml version="1.0" encoding="utf-8"?>
 <ds:datastoreItem xmlns:ds="http://schemas.openxmlformats.org/officeDocument/2006/customXml" ds:itemID="{30FAFB6D-FF90-44EE-8230-C6CB0BF450A2}">
   <ds:schemaRefs>
     <ds:schemaRef ds:uri="http://schemas.microsoft.com/office/2006/metadata/properties"/>
@@ -8992,16 +9047,4 @@
     <ds:schemaRef ds:uri="bd624b3d-3944-4cb7-aaa3-5400aebcdaf0"/>
   </ds:schemaRefs>
 </ds:datastoreItem>
-</file>
-
-<file path=customXml/itemProps2.xml><?xml version="1.0" encoding="utf-8"?>
-<ds:datastoreItem xmlns:ds="http://schemas.openxmlformats.org/officeDocument/2006/customXml" ds:itemID="{96ECF789-089C-4392-81B3-D69F0CFCBA1A}"/>
-</file>
-
-<file path=customXml/itemProps3.xml><?xml version="1.0" encoding="utf-8"?>
-<ds:datastoreItem xmlns:ds="http://schemas.openxmlformats.org/officeDocument/2006/customXml" ds:itemID="{83EEC89D-E1C1-46EA-9D1C-D19B38AD54D7}">
-  <ds:schemaRefs>
-    <ds:schemaRef ds:uri="http://schemas.microsoft.com/sharepoint/v3/contenttype/forms"/>
-  </ds:schemaRefs>
-</ds:datastoreItem>
 </file>